--- a/vault-articles/templates/blog-standard/template.docx
+++ b/vault-articles/templates/blog-standard/template.docx
@@ -8,6 +8,42 @@
       </w:pPr>
       <w:r>
         <w:t>{{ article.titre }}</w:t>
+      </w:r>
+    </w:p>
+    <w:p>
+      <w:r>
+        <w:t>{%p if article.prerequis %}</w:t>
+      </w:r>
+    </w:p>
+    <w:p>
+      <w:pPr>
+        <w:pStyle w:val="PrerequisLabel"/>
+      </w:pPr>
+      <w:r>
+        <w:t>Prérequis :</w:t>
+      </w:r>
+    </w:p>
+    <w:p>
+      <w:r>
+        <w:t>{%p for pr in article.prerequis %}</w:t>
+      </w:r>
+    </w:p>
+    <w:p>
+      <w:pPr>
+        <w:pStyle w:val="PrerequisItem"/>
+      </w:pPr>
+      <w:r>
+        <w:t>- {{ pr }}</w:t>
+      </w:r>
+    </w:p>
+    <w:p>
+      <w:r>
+        <w:t>{%p endfor %}</w:t>
+      </w:r>
+    </w:p>
+    <w:p>
+      <w:r>
+        <w:t>{%p endif %}</w:t>
       </w:r>
     </w:p>
     <w:p>
@@ -12086,11 +12122,14 @@
     <w:basedOn w:val="Normal"/>
     <w:pPr>
       <w:spacing w:after="240"/>
-      <w:jc w:val="left"/>
+      <w:jc w:val="center"/>
     </w:pPr>
     <w:rPr>
+      <w:rFonts w:ascii="Inter" w:hAnsi="Inter"/>
       <w:b/>
-      <w:sz w:val="48"/>
+      <w:i w:val="0"/>
+      <w:sz w:val="52"/>
+      <w:u w:val="none"/>
     </w:rPr>
   </w:style>
   <w:style w:type="paragraph" w:customStyle="1" w:styleId="Titre2">
@@ -12098,10 +12137,14 @@
     <w:basedOn w:val="Normal"/>
     <w:pPr>
       <w:spacing w:before="320" w:after="120"/>
+      <w:jc w:val="left"/>
     </w:pPr>
     <w:rPr>
+      <w:rFonts w:ascii="Inter" w:hAnsi="Inter"/>
       <w:b/>
+      <w:i w:val="0"/>
       <w:sz w:val="32"/>
+      <w:u w:val="none"/>
     </w:rPr>
   </w:style>
   <w:style w:type="paragraph" w:customStyle="1" w:styleId="Corps">
@@ -12109,10 +12152,45 @@
     <w:basedOn w:val="Normal"/>
     <w:pPr>
       <w:spacing w:after="160"/>
+      <w:jc w:val="left"/>
     </w:pPr>
     <w:rPr>
+      <w:rFonts w:ascii="Inter" w:hAnsi="Inter"/>
       <w:b w:val="0"/>
+      <w:i w:val="0"/>
       <w:sz w:val="22"/>
+      <w:u w:val="none"/>
+    </w:rPr>
+  </w:style>
+  <w:style w:type="paragraph" w:customStyle="1" w:styleId="PrerequisLabel">
+    <w:name w:val="Prerequis Label"/>
+    <w:basedOn w:val="Normal"/>
+    <w:pPr>
+      <w:spacing w:before="240" w:after="80"/>
+      <w:jc w:val="left"/>
+    </w:pPr>
+    <w:rPr>
+      <w:rFonts w:ascii="Inter" w:hAnsi="Inter"/>
+      <w:b w:val="0"/>
+      <w:i/>
+      <w:sz w:val="22"/>
+      <w:u w:val="single"/>
+    </w:rPr>
+  </w:style>
+  <w:style w:type="paragraph" w:customStyle="1" w:styleId="PrerequisItem">
+    <w:name w:val="Prerequis Item"/>
+    <w:basedOn w:val="Normal"/>
+    <w:pPr>
+      <w:spacing w:after="40"/>
+      <w:ind w:left="240"/>
+      <w:jc w:val="left"/>
+    </w:pPr>
+    <w:rPr>
+      <w:rFonts w:ascii="Inter" w:hAnsi="Inter"/>
+      <w:b w:val="0"/>
+      <w:i w:val="0"/>
+      <w:sz w:val="22"/>
+      <w:u w:val="none"/>
     </w:rPr>
   </w:style>
   <w:style w:type="paragraph" w:customStyle="1" w:styleId="Legende">
@@ -12123,9 +12201,11 @@
       <w:jc w:val="center"/>
     </w:pPr>
     <w:rPr>
+      <w:rFonts w:ascii="Inter" w:hAnsi="Inter"/>
       <w:b w:val="0"/>
-      <w:i/>
+      <w:i w:val="0"/>
       <w:sz w:val="18"/>
+      <w:u w:val="none"/>
     </w:rPr>
   </w:style>
   <w:style w:type="paragraph" w:customStyle="1" w:styleId="EncadreAstuce">
@@ -12140,7 +12220,6 @@
       <w:ind w:left="200"/>
     </w:pPr>
     <w:rPr>
-      <w:b w:val="0"/>
       <w:sz w:val="22"/>
     </w:rPr>
   </w:style>
@@ -12156,7 +12235,6 @@
       <w:ind w:left="200"/>
     </w:pPr>
     <w:rPr>
-      <w:b w:val="0"/>
       <w:sz w:val="22"/>
     </w:rPr>
   </w:style>
@@ -12172,7 +12250,6 @@
       <w:ind w:left="200"/>
     </w:pPr>
     <w:rPr>
-      <w:b w:val="0"/>
       <w:sz w:val="22"/>
     </w:rPr>
   </w:style>
